--- a/docs/ahg-2026/repo/read-me.docx
+++ b/docs/ahg-2026/repo/read-me.docx
@@ -160,7 +160,7 @@
       </w:pPr>
       <w:r>
         <w:rPr/>
-        <w:t>Check the workshop code, tick the privacy box, and press Submit new issue.</w:t>
+        <w:t>Check the workshop code, select the privacy check box, and press Submit new issue.</w:t>
       </w:r>
     </w:p>
     <w:p>
